--- a/PARTE TERZA_DI CARO/LAB5_1_TNL3/Relazione _LAB5.1.docx
+++ b/PARTE TERZA_DI CARO/LAB5_1_TNL3/Relazione _LAB5.1.docx
@@ -17,7 +17,7 @@
           <w:noProof/>
         </w:rPr>
         <w:drawing>
-          <wp:anchor distT="0" distB="0" distL="114300" distR="114300" simplePos="0" relativeHeight="251665408" behindDoc="0" locked="0" layoutInCell="1" allowOverlap="1" wp14:anchorId="4E8E4739" wp14:editId="4A7CFB83">
+          <wp:anchor distT="0" distB="0" distL="114300" distR="114300" simplePos="0" relativeHeight="251665408" behindDoc="0" locked="0" layoutInCell="1" allowOverlap="1" wp14:anchorId="4E8E4739" wp14:editId="27B6446E">
             <wp:simplePos x="0" y="0"/>
             <wp:positionH relativeFrom="margin">
               <wp:posOffset>2404533</wp:posOffset>
@@ -205,7 +205,25 @@
           <w:sz w:val="32"/>
           <w:szCs w:val="32"/>
         </w:rPr>
-        <w:t>Tecnologie del Linguaggio Naturale-Parte II Prof. L. Di Caro</w:t>
+        <w:t>Tecnologie del Linguaggio Naturale-Parte II</w:t>
+      </w:r>
+      <w:r>
+        <w:rPr>
+          <w:b/>
+          <w:color w:val="000000"/>
+          <w:sz w:val="32"/>
+          <w:szCs w:val="32"/>
+        </w:rPr>
+        <w:t>I</w:t>
+      </w:r>
+      <w:r>
+        <w:rPr>
+          <w:b/>
+          <w:color w:val="000000"/>
+          <w:sz w:val="32"/>
+          <w:szCs w:val="32"/>
+        </w:rPr>
+        <w:t xml:space="preserve"> Prof. L. Di Caro</w:t>
       </w:r>
     </w:p>
     <w:p>
@@ -571,7 +589,35 @@
           <w:sz w:val="24"/>
           <w:szCs w:val="24"/>
         </w:rPr>
-        <w:t xml:space="preserve">anche questo è un modulo completamente mutuato dal laboratorio 4 e contiene tutti i metodi già commentati in precedenza che costituiscono la pipeline di clusterizzazione e di topic modeling. In questo caso, in particolare, per motivi computazionali, il topic model una volta creato viene salvato in modo da poter essere riutilizzato direttamente in esecuzioni successive del codice. Allo stesso modo, viene salvato il file </w:t>
+        <w:t>anche questo è un modulo completamente mutuato dal laboratorio 4 e contiene tutti i metodi già commentati in precedenza che costituiscono la pipeline di clusterizzazione e di topic modeling. In questo caso, in particolare, per motivi computazionali, il topic model</w:t>
+      </w:r>
+      <w:r>
+        <w:rPr>
+          <w:sz w:val="24"/>
+          <w:szCs w:val="24"/>
+        </w:rPr>
+        <w:t>,</w:t>
+      </w:r>
+      <w:r>
+        <w:rPr>
+          <w:sz w:val="24"/>
+          <w:szCs w:val="24"/>
+        </w:rPr>
+        <w:t xml:space="preserve"> una volta creato</w:t>
+      </w:r>
+      <w:r>
+        <w:rPr>
+          <w:sz w:val="24"/>
+          <w:szCs w:val="24"/>
+        </w:rPr>
+        <w:t>,</w:t>
+      </w:r>
+      <w:r>
+        <w:rPr>
+          <w:sz w:val="24"/>
+          <w:szCs w:val="24"/>
+        </w:rPr>
+        <w:t xml:space="preserve"> viene salvato in modo da poter essere riutilizzato direttamente in esecuzioni successive del codice. Allo stesso modo, viene salvato il file </w:t>
       </w:r>
       <w:r>
         <w:rPr>
@@ -616,7 +662,21 @@
           <w:sz w:val="24"/>
           <w:szCs w:val="24"/>
         </w:rPr>
-        <w:t>il modulo comprende i metodi della pipeline di base per poter interagire con un modello LLM. DI seguito, se ne riportano i principali:</w:t>
+        <w:t>il modulo comprende i metodi della pipeline di base per poter interagire con un modello LLM. D</w:t>
+      </w:r>
+      <w:r>
+        <w:rPr>
+          <w:sz w:val="24"/>
+          <w:szCs w:val="24"/>
+        </w:rPr>
+        <w:t>i</w:t>
+      </w:r>
+      <w:r>
+        <w:rPr>
+          <w:sz w:val="24"/>
+          <w:szCs w:val="24"/>
+        </w:rPr>
+        <w:t xml:space="preserve"> seguito, se ne riportano i principali:</w:t>
       </w:r>
     </w:p>
     <w:p>
@@ -667,6 +727,13 @@
           <w:sz w:val="24"/>
           <w:szCs w:val="24"/>
         </w:rPr>
+        <w:t>d</w:t>
+      </w:r>
+      <w:r>
+        <w:rPr>
+          <w:sz w:val="24"/>
+          <w:szCs w:val="24"/>
+        </w:rPr>
         <w:t xml:space="preserve"> </w:t>
       </w:r>
       <w:r>
@@ -761,7 +828,77 @@
           <w:sz w:val="24"/>
           <w:szCs w:val="24"/>
         </w:rPr>
-        <w:t xml:space="preserve"> il metodo ha l’obiettivo di assegnare un’etichetta descrittiva ad alcuni topic individuati da BERTopic, combinando le informazioni del modello con i testi originali e l’interazione con l’utente. Il metodo recupera tutti gli ID dei topic dal modello, escluso quello con valore -1 che rappresenta i documenti considerati rumore o fuori cluster. Da questa lista, il metodo sceglie tre topic in modo casuale, così che a ogni esecuzione si possa analizzare un sottoinsieme diverso del modello. Per ciascuno dei topic scelti, il metodo estrae un numero</w:t>
+        <w:t xml:space="preserve"> il metodo ha l’obiettivo di assegnare un’etichetta descrittiva ad alcuni topic individuati da BERTopic, combinando le informazioni del modello con i testi originali e l’interazione con l’utente. Il metodo recupera tutti gli ID dei topic dal modello, escluso quello con valore -1 che rappresenta i documenti considerati </w:t>
+      </w:r>
+      <w:r>
+        <w:rPr>
+          <w:sz w:val="24"/>
+          <w:szCs w:val="24"/>
+        </w:rPr>
+        <w:t>outlier</w:t>
+      </w:r>
+      <w:r>
+        <w:rPr>
+          <w:sz w:val="24"/>
+          <w:szCs w:val="24"/>
+        </w:rPr>
+        <w:t xml:space="preserve">. Da questa lista, il metodo sceglie tre topic in modo casuale, </w:t>
+      </w:r>
+      <w:r>
+        <w:rPr>
+          <w:sz w:val="24"/>
+          <w:szCs w:val="24"/>
+        </w:rPr>
+        <w:t>in modo</w:t>
+      </w:r>
+      <w:r>
+        <w:rPr>
+          <w:sz w:val="24"/>
+          <w:szCs w:val="24"/>
+        </w:rPr>
+        <w:t xml:space="preserve"> che</w:t>
+      </w:r>
+      <w:r>
+        <w:rPr>
+          <w:sz w:val="24"/>
+          <w:szCs w:val="24"/>
+        </w:rPr>
+        <w:t>,</w:t>
+      </w:r>
+      <w:r>
+        <w:rPr>
+          <w:sz w:val="24"/>
+          <w:szCs w:val="24"/>
+        </w:rPr>
+        <w:t xml:space="preserve"> a</w:t>
+      </w:r>
+      <w:r>
+        <w:rPr>
+          <w:sz w:val="24"/>
+          <w:szCs w:val="24"/>
+        </w:rPr>
+        <w:t>d</w:t>
+      </w:r>
+      <w:r>
+        <w:rPr>
+          <w:sz w:val="24"/>
+          <w:szCs w:val="24"/>
+        </w:rPr>
+        <w:t xml:space="preserve"> ogni esecuzione</w:t>
+      </w:r>
+      <w:r>
+        <w:rPr>
+          <w:sz w:val="24"/>
+          <w:szCs w:val="24"/>
+        </w:rPr>
+        <w:t>,</w:t>
+      </w:r>
+      <w:r>
+        <w:rPr>
+          <w:sz w:val="24"/>
+          <w:szCs w:val="24"/>
+        </w:rPr>
+        <w:t xml:space="preserve"> si possa analizzare un sottoinsieme diverso del modello. Per ciascuno dei topic scelti, il metodo estrae un numero</w:t>
       </w:r>
       <w:r>
         <w:rPr>
@@ -776,7 +913,21 @@
           <w:sz w:val="24"/>
           <w:szCs w:val="24"/>
         </w:rPr>
-        <w:t xml:space="preserve">di parole chiave più rappresentative e una selezione di abstract tipici di quel cluster. Grazie al mapping, questi abstract vengono mostrati nella versione originale con il relativo titolo, al fine di aiutare l’utente nella comprensione dell’effettivo tema trattato. L’utente, infatti, può leggere le keywords e alcuni esempi di abstract e può inserire un prompt personalizzato che servirà a guidare il modello di linguaggio nella generazione di una possibile etichetta per il topic. Alla prima iterazione, il prompt viene arricchito con le parole chiave del topic per fornire al modello il contesto necessario. Il sistema invia questo prompt al modello, ottiene come risposta una proposta di label e la mostra all’utente. Se la label generata è considerata soddisfacente, l’utente la conferma; altrimenti può dare un nuovo prompt e far rigenerare un’etichetta alternativa. Questo ciclo continua finché non viene trovata una label adeguata. Alla fine, per ogni topic analizzato, vengono salvate le </w:t>
+        <w:t xml:space="preserve">di parole chiave più rappresentative e una selezione di abstract tipici di quel cluster. Grazie al mapping, questi abstract vengono mostrati nella versione originale con il relativo titolo, al fine di aiutare l’utente nella comprensione dell’effettivo tema trattato. L’utente, infatti, può leggere le keywords e alcuni esempi di abstract e può inserire un prompt personalizzato che servirà a guidare il modello di linguaggio nella generazione di una possibile etichetta per il topic. Alla prima iterazione, il prompt viene arricchito con le parole chiave del topic per fornire al modello </w:t>
+      </w:r>
+      <w:r>
+        <w:rPr>
+          <w:sz w:val="24"/>
+          <w:szCs w:val="24"/>
+        </w:rPr>
+        <w:t>l’input</w:t>
+      </w:r>
+      <w:r>
+        <w:rPr>
+          <w:sz w:val="24"/>
+          <w:szCs w:val="24"/>
+        </w:rPr>
+        <w:t xml:space="preserve"> necessario. Il sistema invia questo prompt al modello, ottiene come risposta una proposta di label e la mostra all’utente. Se la label generata è considerata soddisfacente, l’utente la conferma; altrimenti può dare un nuovo prompt e far rigenerare un’etichetta alternativa. Questo ciclo continua finché non viene trovata una label adeguata. Alla fine, per ogni topic analizzato, vengono salvate le </w:t>
       </w:r>
       <w:r>
         <w:rPr>
@@ -1704,14 +1855,7 @@
           <w:sz w:val="24"/>
           <w:szCs w:val="24"/>
         </w:rPr>
-        <w:t xml:space="preserve">     </w:t>
-      </w:r>
-      <w:r>
-        <w:rPr>
-          <w:sz w:val="24"/>
-          <w:szCs w:val="24"/>
-        </w:rPr>
-        <w:t xml:space="preserve">La risposta del sistema è diventata più mirata e si è attenuta al vincolo massimo di parole.  </w:t>
+        <w:t xml:space="preserve">     La risposta del sistema è diventata più mirata e si è attenuta al vincolo massimo di parole.  </w:t>
       </w:r>
     </w:p>
     <w:p>
@@ -1799,7 +1943,21 @@
           <w:sz w:val="24"/>
           <w:szCs w:val="24"/>
         </w:rPr>
-        <w:t xml:space="preserve">    Da ultimo si fornisce un ultimo prompt che fornisce un contesto di riferimento che, in questo caso, non modifica di molto la risposta.</w:t>
+        <w:t xml:space="preserve">    </w:t>
+      </w:r>
+      <w:r>
+        <w:rPr>
+          <w:sz w:val="24"/>
+          <w:szCs w:val="24"/>
+        </w:rPr>
+        <w:t>Infine</w:t>
+      </w:r>
+      <w:r>
+        <w:rPr>
+          <w:sz w:val="24"/>
+          <w:szCs w:val="24"/>
+        </w:rPr>
+        <w:t xml:space="preserve"> si fornisce un ultimo prompt che fornisce un contesto di riferimento che, in questo caso, non modifica di molto la risposta.</w:t>
       </w:r>
     </w:p>
     <w:p>

--- a/PARTE TERZA_DI CARO/LAB5_1_TNL3/Relazione _LAB5.1.docx
+++ b/PARTE TERZA_DI CARO/LAB5_1_TNL3/Relazione _LAB5.1.docx
@@ -17,7 +17,7 @@
           <w:noProof/>
         </w:rPr>
         <w:drawing>
-          <wp:anchor distT="0" distB="0" distL="114300" distR="114300" simplePos="0" relativeHeight="251665408" behindDoc="0" locked="0" layoutInCell="1" allowOverlap="1" wp14:anchorId="4E8E4739" wp14:editId="27B6446E">
+          <wp:anchor distT="0" distB="0" distL="114300" distR="114300" simplePos="0" relativeHeight="251665408" behindDoc="0" locked="0" layoutInCell="1" allowOverlap="1" wp14:anchorId="4E8E4739" wp14:editId="7EC80AF5">
             <wp:simplePos x="0" y="0"/>
             <wp:positionH relativeFrom="margin">
               <wp:posOffset>2404533</wp:posOffset>
@@ -552,7 +552,23 @@
           <w:sz w:val="24"/>
           <w:szCs w:val="24"/>
         </w:rPr>
-        <w:t>utils.py:</w:t>
+        <w:t>util</w:t>
+      </w:r>
+      <w:r>
+        <w:rPr>
+          <w:i/>
+          <w:sz w:val="24"/>
+          <w:szCs w:val="24"/>
+        </w:rPr>
+        <w:t>ity</w:t>
+      </w:r>
+      <w:r>
+        <w:rPr>
+          <w:i/>
+          <w:sz w:val="24"/>
+          <w:szCs w:val="24"/>
+        </w:rPr>
+        <w:t>.py:</w:t>
       </w:r>
       <w:r>
         <w:rPr>
@@ -1590,7 +1606,21 @@
           <w:sz w:val="24"/>
           <w:szCs w:val="24"/>
         </w:rPr>
-        <w:t xml:space="preserve">   La risposta è più concisa della precedente. Il sistema ha eliminato la spiegazione è specifica che si è attenuto strettamente alle istruzioni del prompt. Prompt successivi in cui si è tentato di rinforzare la richiesta di fornire unicamente la label non hanno portato a risposte differenti da parte del sistema.</w:t>
+        <w:t xml:space="preserve">   La risposta è più concisa della precedente. Il sistema ha eliminato la spiegazione </w:t>
+      </w:r>
+      <w:r>
+        <w:rPr>
+          <w:sz w:val="24"/>
+          <w:szCs w:val="24"/>
+        </w:rPr>
+        <w:t>e</w:t>
+      </w:r>
+      <w:r>
+        <w:rPr>
+          <w:sz w:val="24"/>
+          <w:szCs w:val="24"/>
+        </w:rPr>
+        <w:t xml:space="preserve"> specifica che si è attenuto strettamente alle istruzioni del prompt. Prompt successivi in cui si è tentato di rinforzare la richiesta di fornire unicamente la label non hanno portato a risposte differenti da parte del sistema.</w:t>
       </w:r>
     </w:p>
     <w:p>
